--- a/dokumentasi_halaman_ipos5/15_User_Profile.docx
+++ b/dokumentasi_halaman_ipos5/15_User_Profile.docx
@@ -3,65 +3,112 @@
 <w:document xmlns:wpc="http://schemas.microsoft.com/office/word/2010/wordprocessingCanvas" xmlns:mo="http://schemas.microsoft.com/office/mac/office/2008/main" xmlns:mc="http://schemas.openxmlformats.org/markup-compatibility/2006" xmlns:mv="urn:schemas-microsoft-com:mac:vml" xmlns:o="urn:schemas-microsoft-com:office:office" xmlns:r="http://schemas.openxmlformats.org/officeDocument/2006/relationships" xmlns:m="http://schemas.openxmlformats.org/officeDocument/2006/math" xmlns:v="urn:schemas-microsoft-com:vml" xmlns:wp14="http://schemas.microsoft.com/office/word/2010/wordprocessingDrawing" xmlns:wp="http://schemas.openxmlformats.org/drawingml/2006/wordprocessingDrawing" xmlns:w10="urn:schemas-microsoft-com:office:word" xmlns:w="http://schemas.openxmlformats.org/wordprocessingml/2006/main" xmlns:w14="http://schemas.microsoft.com/office/word/2010/wordml" xmlns:wpg="http://schemas.microsoft.com/office/word/2010/wordprocessingGroup" xmlns:wpi="http://schemas.microsoft.com/office/word/2010/wordprocessingInk" xmlns:wne="http://schemas.microsoft.com/office/word/2006/wordml" xmlns:wps="http://schemas.microsoft.com/office/word/2010/wordprocessingShape" mc:Ignorable="w14 wp14">
   <w:body>
     <w:p>
-      <w:pPr>
-        <w:spacing w:after="80"/>
-      </w:pPr>
       <w:r>
         <w:rPr>
           <w:rFonts w:ascii="Arial" w:hAnsi="Arial"/>
           <w:b/>
-          <w:color w:val="0D1B38"/>
-          <w:sz w:val="36"/>
+          <w:color w:val="003366"/>
+          <w:sz w:val="30"/>
         </w:rPr>
-        <w:t>DOKUMENTASI TEKNIS HALAMAN</w:t>
-        <w:br/>
+        <w:t>DOKUMENTASI TEKNIS &amp; OPERASIONAL HALAMAN</w:t>
+      </w:r>
+    </w:p>
+    <w:p>
+      <w:r>
+        <w:rPr>
+          <w:b/>
+          <w:color w:val="CC3300"/>
+          <w:sz w:val="23"/>
+        </w:rPr>
         <w:t>HALAMAN 15 — USER PROFILE &amp; ACCOUNT MANAGEMENT</w:t>
       </w:r>
     </w:p>
     <w:p>
       <w:pPr>
-        <w:spacing w:after="280"/>
+        <w:pStyle w:val="Heading2"/>
       </w:pPr>
       <w:r>
         <w:rPr>
-          <w:rFonts w:ascii="Arial" w:hAnsi="Arial"/>
           <w:b/>
-          <w:color w:val="E8431F"/>
-          <w:sz w:val="20"/>
+          <w:color w:val="003366"/>
+          <w:sz w:val="21"/>
         </w:rPr>
-        <w:t>IPOS5 Routing &amp; Schedule Management System — PT Pos Indonesia (Persero)</w:t>
+        <w:t>📌 METADATA &amp; INTEGRASI SISTEM</w:t>
       </w:r>
     </w:p>
     <w:tbl>
       <w:tblPr>
         <w:tblW w:type="auto" w:w="0"/>
         <w:jc w:val="center"/>
-        <w:tblLayout w:type="fixed"/>
         <w:tblLook w:firstColumn="1" w:firstRow="1" w:lastColumn="0" w:lastRow="0" w:noHBand="0" w:noVBand="1" w:val="04A0"/>
       </w:tblPr>
       <w:tblGrid>
-        <w:gridCol w:w="4824"/>
-        <w:gridCol w:w="4824"/>
+        <w:gridCol w:w="4968"/>
+        <w:gridCol w:w="4968"/>
       </w:tblGrid>
       <w:tr>
         <w:tc>
           <w:tcPr>
             <w:tcW w:type="dxa" w:w="3168"/>
-            <w:shd w:fill="0D1B38"/>
+            <w:shd w:fill="003366"/>
             <w:tcMar>
-              <w:top w:w="120" w:type="dxa"/>
-              <w:bottom w:w="120" w:type="dxa"/>
-              <w:left w:w="150" w:type="dxa"/>
-              <w:right w:w="150" w:type="dxa"/>
+              <w:top w:w="60" w:type="dxa"/>
+              <w:bottom w:w="60" w:type="dxa"/>
+              <w:left w:w="80" w:type="dxa"/>
+              <w:right w:w="80" w:type="dxa"/>
             </w:tcMar>
           </w:tcPr>
           <w:p>
             <w:r>
               <w:rPr>
-                <w:rFonts w:ascii="Arial" w:hAnsi="Arial"/>
                 <w:b/>
                 <w:color w:val="FFFFFF"/>
-                <w:sz w:val="19"/>
+                <w:sz w:val="18"/>
+              </w:rPr>
+              <w:t>Parameter</w:t>
+            </w:r>
+          </w:p>
+        </w:tc>
+        <w:tc>
+          <w:tcPr>
+            <w:tcW w:type="dxa" w:w="6624"/>
+            <w:shd w:fill="003366"/>
+            <w:tcMar>
+              <w:top w:w="60" w:type="dxa"/>
+              <w:bottom w:w="60" w:type="dxa"/>
+              <w:left w:w="80" w:type="dxa"/>
+              <w:right w:w="80" w:type="dxa"/>
+            </w:tcMar>
+          </w:tcPr>
+          <w:p>
+            <w:r>
+              <w:rPr>
+                <w:b/>
+                <w:color w:val="FFFFFF"/>
+                <w:sz w:val="18"/>
+              </w:rPr>
+              <w:t>Nilai / Spesifikasi Sistem</w:t>
+            </w:r>
+          </w:p>
+        </w:tc>
+      </w:tr>
+      <w:tr>
+        <w:tc>
+          <w:tcPr>
+            <w:tcW w:type="dxa" w:w="3168"/>
+            <w:shd w:fill="FFFFFF"/>
+            <w:tcMar>
+              <w:top w:w="60" w:type="dxa"/>
+              <w:bottom w:w="60" w:type="dxa"/>
+              <w:left w:w="80" w:type="dxa"/>
+              <w:right w:w="80" w:type="dxa"/>
+            </w:tcMar>
+          </w:tcPr>
+          <w:p>
+            <w:r>
+              <w:rPr>
+                <w:b/>
+                <w:sz w:val="17"/>
               </w:rPr>
               <w:t>Nama Modul</w:t>
             </w:r>
@@ -69,21 +116,19 @@
         </w:tc>
         <w:tc>
           <w:tcPr>
-            <w:tcW w:type="dxa" w:w="6480"/>
-            <w:shd w:fill="F8FAFC"/>
+            <w:tcW w:type="dxa" w:w="6624"/>
+            <w:shd w:fill="FFFFFF"/>
             <w:tcMar>
-              <w:top w:w="120" w:type="dxa"/>
-              <w:bottom w:w="120" w:type="dxa"/>
-              <w:left w:w="150" w:type="dxa"/>
-              <w:right w:w="150" w:type="dxa"/>
+              <w:top w:w="60" w:type="dxa"/>
+              <w:bottom w:w="60" w:type="dxa"/>
+              <w:left w:w="80" w:type="dxa"/>
+              <w:right w:w="80" w:type="dxa"/>
             </w:tcMar>
           </w:tcPr>
           <w:p>
             <w:r>
               <w:rPr>
-                <w:rFonts w:ascii="Arial" w:hAnsi="Arial"/>
-                <w:color w:val="0F172A"/>
-                <w:sz w:val="19"/>
+                <w:sz w:val="17"/>
               </w:rPr>
               <w:t>User Profile &amp; Account (/profile)</w:t>
             </w:r>
@@ -94,21 +139,19 @@
         <w:tc>
           <w:tcPr>
             <w:tcW w:type="dxa" w:w="3168"/>
-            <w:shd w:fill="0D1B38"/>
+            <w:shd w:fill="F9FAFB"/>
             <w:tcMar>
-              <w:top w:w="120" w:type="dxa"/>
-              <w:bottom w:w="120" w:type="dxa"/>
-              <w:left w:w="150" w:type="dxa"/>
-              <w:right w:w="150" w:type="dxa"/>
+              <w:top w:w="60" w:type="dxa"/>
+              <w:bottom w:w="60" w:type="dxa"/>
+              <w:left w:w="80" w:type="dxa"/>
+              <w:right w:w="80" w:type="dxa"/>
             </w:tcMar>
           </w:tcPr>
           <w:p>
             <w:r>
               <w:rPr>
-                <w:rFonts w:ascii="Arial" w:hAnsi="Arial"/>
                 <w:b/>
-                <w:color w:val="FFFFFF"/>
-                <w:sz w:val="19"/>
+                <w:sz w:val="17"/>
               </w:rPr>
               <w:t>Kategori Menu</w:t>
             </w:r>
@@ -116,23 +159,21 @@
         </w:tc>
         <w:tc>
           <w:tcPr>
-            <w:tcW w:type="dxa" w:w="6480"/>
-            <w:shd w:fill="F8FAFC"/>
+            <w:tcW w:type="dxa" w:w="6624"/>
+            <w:shd w:fill="F9FAFB"/>
             <w:tcMar>
-              <w:top w:w="120" w:type="dxa"/>
-              <w:bottom w:w="120" w:type="dxa"/>
-              <w:left w:w="150" w:type="dxa"/>
-              <w:right w:w="150" w:type="dxa"/>
+              <w:top w:w="60" w:type="dxa"/>
+              <w:bottom w:w="60" w:type="dxa"/>
+              <w:left w:w="80" w:type="dxa"/>
+              <w:right w:w="80" w:type="dxa"/>
             </w:tcMar>
           </w:tcPr>
           <w:p>
             <w:r>
               <w:rPr>
-                <w:rFonts w:ascii="Arial" w:hAnsi="Arial"/>
-                <w:color w:val="0F172A"/>
-                <w:sz w:val="19"/>
+                <w:sz w:val="17"/>
               </w:rPr>
-              <w:t>ACCOUNT</w:t>
+              <w:t>ACCOUNT / SECURITY MANAGEMENT</w:t>
             </w:r>
           </w:p>
         </w:tc>
@@ -141,21 +182,19 @@
         <w:tc>
           <w:tcPr>
             <w:tcW w:type="dxa" w:w="3168"/>
-            <w:shd w:fill="0D1B38"/>
+            <w:shd w:fill="FFFFFF"/>
             <w:tcMar>
-              <w:top w:w="120" w:type="dxa"/>
-              <w:bottom w:w="120" w:type="dxa"/>
-              <w:left w:w="150" w:type="dxa"/>
-              <w:right w:w="150" w:type="dxa"/>
+              <w:top w:w="60" w:type="dxa"/>
+              <w:bottom w:w="60" w:type="dxa"/>
+              <w:left w:w="80" w:type="dxa"/>
+              <w:right w:w="80" w:type="dxa"/>
             </w:tcMar>
           </w:tcPr>
           <w:p>
             <w:r>
               <w:rPr>
-                <w:rFonts w:ascii="Arial" w:hAnsi="Arial"/>
                 <w:b/>
-                <w:color w:val="FFFFFF"/>
-                <w:sz w:val="19"/>
+                <w:sz w:val="17"/>
               </w:rPr>
               <w:t>Route URL</w:t>
             </w:r>
@@ -163,21 +202,19 @@
         </w:tc>
         <w:tc>
           <w:tcPr>
-            <w:tcW w:type="dxa" w:w="6480"/>
-            <w:shd w:fill="F8FAFC"/>
+            <w:tcW w:type="dxa" w:w="6624"/>
+            <w:shd w:fill="FFFFFF"/>
             <w:tcMar>
-              <w:top w:w="120" w:type="dxa"/>
-              <w:bottom w:w="120" w:type="dxa"/>
-              <w:left w:w="150" w:type="dxa"/>
-              <w:right w:w="150" w:type="dxa"/>
+              <w:top w:w="60" w:type="dxa"/>
+              <w:bottom w:w="60" w:type="dxa"/>
+              <w:left w:w="80" w:type="dxa"/>
+              <w:right w:w="80" w:type="dxa"/>
             </w:tcMar>
           </w:tcPr>
           <w:p>
             <w:r>
               <w:rPr>
-                <w:rFonts w:ascii="Arial" w:hAnsi="Arial"/>
-                <w:color w:val="0F172A"/>
-                <w:sz w:val="19"/>
+                <w:sz w:val="17"/>
               </w:rPr>
               <w:t>/profile</w:t>
             </w:r>
@@ -188,21 +225,19 @@
         <w:tc>
           <w:tcPr>
             <w:tcW w:type="dxa" w:w="3168"/>
-            <w:shd w:fill="0D1B38"/>
+            <w:shd w:fill="F9FAFB"/>
             <w:tcMar>
-              <w:top w:w="120" w:type="dxa"/>
-              <w:bottom w:w="120" w:type="dxa"/>
-              <w:left w:w="150" w:type="dxa"/>
-              <w:right w:w="150" w:type="dxa"/>
+              <w:top w:w="60" w:type="dxa"/>
+              <w:bottom w:w="60" w:type="dxa"/>
+              <w:left w:w="80" w:type="dxa"/>
+              <w:right w:w="80" w:type="dxa"/>
             </w:tcMar>
           </w:tcPr>
           <w:p>
             <w:r>
               <w:rPr>
-                <w:rFonts w:ascii="Arial" w:hAnsi="Arial"/>
                 <w:b/>
-                <w:color w:val="FFFFFF"/>
-                <w:sz w:val="19"/>
+                <w:sz w:val="17"/>
               </w:rPr>
               <w:t>File Komponen React</w:t>
             </w:r>
@@ -210,21 +245,19 @@
         </w:tc>
         <w:tc>
           <w:tcPr>
-            <w:tcW w:type="dxa" w:w="6480"/>
-            <w:shd w:fill="F8FAFC"/>
+            <w:tcW w:type="dxa" w:w="6624"/>
+            <w:shd w:fill="F9FAFB"/>
             <w:tcMar>
-              <w:top w:w="120" w:type="dxa"/>
-              <w:bottom w:w="120" w:type="dxa"/>
-              <w:left w:w="150" w:type="dxa"/>
-              <w:right w:w="150" w:type="dxa"/>
+              <w:top w:w="60" w:type="dxa"/>
+              <w:bottom w:w="60" w:type="dxa"/>
+              <w:left w:w="80" w:type="dxa"/>
+              <w:right w:w="80" w:type="dxa"/>
             </w:tcMar>
           </w:tcPr>
           <w:p>
             <w:r>
               <w:rPr>
-                <w:rFonts w:ascii="Arial" w:hAnsi="Arial"/>
-                <w:color w:val="0F172A"/>
-                <w:sz w:val="19"/>
+                <w:sz w:val="17"/>
               </w:rPr>
               <w:t>src/pages/Profile.jsx</w:t>
             </w:r>
@@ -235,45 +268,41 @@
         <w:tc>
           <w:tcPr>
             <w:tcW w:type="dxa" w:w="3168"/>
-            <w:shd w:fill="0D1B38"/>
+            <w:shd w:fill="FFFFFF"/>
             <w:tcMar>
-              <w:top w:w="120" w:type="dxa"/>
-              <w:bottom w:w="120" w:type="dxa"/>
-              <w:left w:w="150" w:type="dxa"/>
-              <w:right w:w="150" w:type="dxa"/>
+              <w:top w:w="60" w:type="dxa"/>
+              <w:bottom w:w="60" w:type="dxa"/>
+              <w:left w:w="80" w:type="dxa"/>
+              <w:right w:w="80" w:type="dxa"/>
             </w:tcMar>
           </w:tcPr>
           <w:p>
             <w:r>
               <w:rPr>
-                <w:rFonts w:ascii="Arial" w:hAnsi="Arial"/>
                 <w:b/>
-                <w:color w:val="FFFFFF"/>
-                <w:sz w:val="19"/>
+                <w:sz w:val="17"/>
               </w:rPr>
-              <w:t>Backend API Endpoint</w:t>
+              <w:t>Backend API Endpoints</w:t>
             </w:r>
           </w:p>
         </w:tc>
         <w:tc>
           <w:tcPr>
-            <w:tcW w:type="dxa" w:w="6480"/>
-            <w:shd w:fill="F8FAFC"/>
+            <w:tcW w:type="dxa" w:w="6624"/>
+            <w:shd w:fill="FFFFFF"/>
             <w:tcMar>
-              <w:top w:w="120" w:type="dxa"/>
-              <w:bottom w:w="120" w:type="dxa"/>
-              <w:left w:w="150" w:type="dxa"/>
-              <w:right w:w="150" w:type="dxa"/>
+              <w:top w:w="60" w:type="dxa"/>
+              <w:bottom w:w="60" w:type="dxa"/>
+              <w:left w:w="80" w:type="dxa"/>
+              <w:right w:w="80" w:type="dxa"/>
             </w:tcMar>
           </w:tcPr>
           <w:p>
             <w:r>
               <w:rPr>
-                <w:rFonts w:ascii="Arial" w:hAnsi="Arial"/>
-                <w:color w:val="0F172A"/>
-                <w:sz w:val="19"/>
+                <w:sz w:val="17"/>
               </w:rPr>
-              <w:t>GET /api/auth/me, PUT /api/auth/update-profile</w:t>
+              <w:t>GET /api/auth/me, PUT /api/auth/update-profile, POST /api/auth/change-password</w:t>
             </w:r>
           </w:p>
         </w:tc>
@@ -282,21 +311,19 @@
         <w:tc>
           <w:tcPr>
             <w:tcW w:type="dxa" w:w="3168"/>
-            <w:shd w:fill="0D1B38"/>
+            <w:shd w:fill="F9FAFB"/>
             <w:tcMar>
-              <w:top w:w="120" w:type="dxa"/>
-              <w:bottom w:w="120" w:type="dxa"/>
-              <w:left w:w="150" w:type="dxa"/>
-              <w:right w:w="150" w:type="dxa"/>
+              <w:top w:w="60" w:type="dxa"/>
+              <w:bottom w:w="60" w:type="dxa"/>
+              <w:left w:w="80" w:type="dxa"/>
+              <w:right w:w="80" w:type="dxa"/>
             </w:tcMar>
           </w:tcPr>
           <w:p>
             <w:r>
               <w:rPr>
-                <w:rFonts w:ascii="Arial" w:hAnsi="Arial"/>
                 <w:b/>
-                <w:color w:val="FFFFFF"/>
-                <w:sz w:val="19"/>
+                <w:sz w:val="17"/>
               </w:rPr>
               <w:t>Koleksi MongoDB</w:t>
             </w:r>
@@ -304,21 +331,19 @@
         </w:tc>
         <w:tc>
           <w:tcPr>
-            <w:tcW w:type="dxa" w:w="6480"/>
-            <w:shd w:fill="F8FAFC"/>
+            <w:tcW w:type="dxa" w:w="6624"/>
+            <w:shd w:fill="F9FAFB"/>
             <w:tcMar>
-              <w:top w:w="120" w:type="dxa"/>
-              <w:bottom w:w="120" w:type="dxa"/>
-              <w:left w:w="150" w:type="dxa"/>
-              <w:right w:w="150" w:type="dxa"/>
+              <w:top w:w="60" w:type="dxa"/>
+              <w:bottom w:w="60" w:type="dxa"/>
+              <w:left w:w="80" w:type="dxa"/>
+              <w:right w:w="80" w:type="dxa"/>
             </w:tcMar>
           </w:tcPr>
           <w:p>
             <w:r>
               <w:rPr>
-                <w:rFonts w:ascii="Arial" w:hAnsi="Arial"/>
-                <w:color w:val="0F172A"/>
-                <w:sz w:val="19"/>
+                <w:sz w:val="17"/>
               </w:rPr>
               <w:t>users</w:t>
             </w:r>
@@ -329,21 +354,19 @@
         <w:tc>
           <w:tcPr>
             <w:tcW w:type="dxa" w:w="3168"/>
-            <w:shd w:fill="0D1B38"/>
+            <w:shd w:fill="FFFFFF"/>
             <w:tcMar>
-              <w:top w:w="120" w:type="dxa"/>
-              <w:bottom w:w="120" w:type="dxa"/>
-              <w:left w:w="150" w:type="dxa"/>
-              <w:right w:w="150" w:type="dxa"/>
+              <w:top w:w="60" w:type="dxa"/>
+              <w:bottom w:w="60" w:type="dxa"/>
+              <w:left w:w="80" w:type="dxa"/>
+              <w:right w:w="80" w:type="dxa"/>
             </w:tcMar>
           </w:tcPr>
           <w:p>
             <w:r>
               <w:rPr>
-                <w:rFonts w:ascii="Arial" w:hAnsi="Arial"/>
                 <w:b/>
-                <w:color w:val="FFFFFF"/>
-                <w:sz w:val="19"/>
+                <w:sz w:val="17"/>
               </w:rPr>
               <w:t>Hak Akses Role</w:t>
             </w:r>
@@ -351,175 +374,774 @@
         </w:tc>
         <w:tc>
           <w:tcPr>
-            <w:tcW w:type="dxa" w:w="6480"/>
-            <w:shd w:fill="F8FAFC"/>
+            <w:tcW w:type="dxa" w:w="6624"/>
+            <w:shd w:fill="FFFFFF"/>
             <w:tcMar>
-              <w:top w:w="120" w:type="dxa"/>
-              <w:bottom w:w="120" w:type="dxa"/>
-              <w:left w:w="150" w:type="dxa"/>
-              <w:right w:w="150" w:type="dxa"/>
+              <w:top w:w="60" w:type="dxa"/>
+              <w:bottom w:w="60" w:type="dxa"/>
+              <w:left w:w="80" w:type="dxa"/>
+              <w:right w:w="80" w:type="dxa"/>
             </w:tcMar>
           </w:tcPr>
           <w:p>
             <w:r>
               <w:rPr>
-                <w:rFonts w:ascii="Arial" w:hAnsi="Arial"/>
-                <w:color w:val="0F172A"/>
-                <w:sz w:val="19"/>
+                <w:sz w:val="17"/>
               </w:rPr>
-              <w:t>Semua Role (Operator &amp; Super Admin)</w:t>
+              <w:t>Semua Role (Super Admin, Operator, Dispatcher, Driver)</w:t>
             </w:r>
           </w:p>
         </w:tc>
       </w:tr>
     </w:tbl>
+    <w:p/>
     <w:p>
       <w:pPr>
-        <w:spacing w:after="200"/>
-      </w:pPr>
-    </w:p>
-    <w:p>
-      <w:pPr>
-        <w:spacing w:before="280" w:after="120"/>
+        <w:pStyle w:val="Heading2"/>
       </w:pPr>
       <w:r>
         <w:rPr>
-          <w:rFonts w:ascii="Arial" w:hAnsi="Arial"/>
           <w:b/>
-          <w:color w:val="0284C7"/>
-          <w:sz w:val="26"/>
+          <w:color w:val="003366"/>
+          <w:sz w:val="23"/>
         </w:rPr>
         <w:t>1. Deskripsi &amp; Tujuan Utama Modul</w:t>
       </w:r>
     </w:p>
     <w:p>
-      <w:pPr>
-        <w:spacing w:after="80" w:line="276" w:lineRule="auto"/>
-      </w:pPr>
       <w:r>
         <w:rPr>
-          <w:rFonts w:ascii="Arial" w:hAnsi="Arial"/>
-          <w:color w:val="334155"/>
           <w:sz w:val="19"/>
         </w:rPr>
-        <w:t>Halaman Profile menampilkan informasi akun pengguna yang sedang login (Nama Lengkap, Username, Role, NIP / ID Pegawai Pos, Kantor Operasional), serta menyediakan fitur ubah password dan manajemen sesi login.</w:t>
+        <w:t>Halaman User Profile &amp; Account menampilkan identitas profil akun pegawai pos yang sedang aktif login, mencakup Nama Lengkap, Nomor Induk Pegawai (NIP), Username, Hak Akses Role (SUPER_ADMIN / OPERATOR), Unit Kantor Pos Penugasan (misal KCU Cimahi 40511), fitur pembaruan kata sandi, status otentikasi ganda (2FA), serta riwayat log audit sesi login pengguna.</w:t>
       </w:r>
     </w:p>
     <w:p>
       <w:pPr>
-        <w:spacing w:before="280" w:after="120"/>
+        <w:pStyle w:val="Heading2"/>
       </w:pPr>
       <w:r>
         <w:rPr>
-          <w:rFonts w:ascii="Arial" w:hAnsi="Arial"/>
           <w:b/>
-          <w:color w:val="0284C7"/>
-          <w:sz w:val="26"/>
+          <w:color w:val="003366"/>
+          <w:sz w:val="23"/>
         </w:rPr>
-        <w:t>2. Fitur-Fitur Utama &amp; Komponen UI</w:t>
+        <w:t>2. Tata Letak Halaman (UI Layout &amp; Wireframe)</w:t>
+      </w:r>
+    </w:p>
+    <w:p>
+      <w:r>
+        <w:rPr>
+          <w:sz w:val="19"/>
+        </w:rPr>
+        <w:t>Struktur tata letak visual halaman User Profile &amp; Account disusun dalam arsitektur profil personal yang rapi:</w:t>
+      </w:r>
+    </w:p>
+    <w:p>
+      <w:r>
+        <w:rPr>
+          <w:b/>
+          <w:color w:val="004488"/>
+          <w:sz w:val="19"/>
+        </w:rPr>
+        <w:t>📐 Diagram Visual Tata Letak Halaman (Wireframe UI Layout):</w:t>
       </w:r>
     </w:p>
     <w:p>
       <w:pPr>
-        <w:spacing w:after="80" w:line="276" w:lineRule="auto" w:before="160"/>
+        <w:spacing w:before="40" w:after="80"/>
+        <w:ind w:left="144"/>
       </w:pPr>
       <w:r>
         <w:rPr>
-          <w:rFonts w:ascii="Arial" w:hAnsi="Arial"/>
+          <w:rFonts w:ascii="Consolas" w:hAnsi="Consolas"/>
+          <w:sz w:val="16"/>
+        </w:rPr>
+        <w:t>+---------------------------------------------------------------------------------------------------------+</w:t>
+        <w:br/>
+        <w:t>| [A] USER PROFILE HERO BANNER                                                                            |</w:t>
+        <w:br/>
+        <w:t>| - Avatar Profil Pengguna &amp; Tombol Ganti Foto Avatar                                                     |</w:t>
+        <w:br/>
+        <w:t>| - Nama Lengkap Pengguna (e.g. "Sari Rahayu") | NIP Pegawai Pos [99283741]                              |</w:t>
+        <w:br/>
+        <w:t>| - Role Badge: [SUPER_ADMIN / DISPATCHER] | Unit Kerja: [40511 - KCU Cimahi]                             |</w:t>
+        <w:br/>
+        <w:t>+---------------------------------------------------------------------------------------------------------+</w:t>
+        <w:br/>
+        <w:t>| [B] PERSONAL &amp; OFFICE ACCOUNT INFORMATION FORM                                                          |</w:t>
+        <w:br/>
+        <w:t>| - Form Grid: Nama Lengkap, NIP Pegawai, Username Login, Email Resmi Pos, No Telp / WA, Cabang Penugasan|</w:t>
+        <w:br/>
+        <w:t>| - Tombol: [💾 Simpan Perubahan Profil]                                                                  |</w:t>
+        <w:br/>
+        <w:t>+---------------------------------------------------------------------------------------------------------+</w:t>
+        <w:br/>
+        <w:t>| [C] SECURITY &amp; PASSWORD MANAGEMENT CARD                                                                 |</w:t>
+        <w:br/>
+        <w:t>| - Form Ubah Password: Password Saat Ini, Password Baru, Konfirmasi Password Baru                        |</w:t>
+        <w:br/>
+        <w:t>| - Two-Factor Authentication (2FA) Security Status Badge                                                 |</w:t>
+        <w:br/>
+        <w:t>| - Tombol: [🔒 Perbarui Kata Sandi]                                                                      |</w:t>
+        <w:br/>
+        <w:t>+---------------------------------------------------------------------------------------------------------+</w:t>
+        <w:br/>
+        <w:t>| [D] RECENT ACTIVITY &amp; LOGIN SESSION AUDIT TRAIL                                                         |</w:t>
+        <w:br/>
+        <w:t>| - Tabel Riwayat Sesi: Waktu Login WIB, Alamat IP Client, Perangkat / Browser, Status Sesi Aktif           |</w:t>
+        <w:br/>
+        <w:t>+---------------------------------------------------------------------------------------------------------+</w:t>
+      </w:r>
+    </w:p>
+    <w:p>
+      <w:r>
+        <w:rPr>
           <w:b/>
-          <w:color w:val="0D1B38"/>
-          <w:sz w:val="21"/>
+          <w:color w:val="CC3300"/>
+          <w:sz w:val="20"/>
         </w:rPr>
-        <w:t>User Profile Card &amp; Security Settings</w:t>
+        <w:t>📋 Rincian &amp; Keterangan Setiap Kotak / Komponen Tata Letak:</w:t>
+      </w:r>
+    </w:p>
+    <w:tbl>
+      <w:tblPr>
+        <w:tblW w:type="auto" w:w="0"/>
+        <w:jc w:val="center"/>
+        <w:tblLook w:firstColumn="1" w:firstRow="1" w:lastColumn="0" w:lastRow="0" w:noHBand="0" w:noVBand="1" w:val="04A0"/>
+      </w:tblPr>
+      <w:tblGrid>
+        <w:gridCol w:w="1987"/>
+        <w:gridCol w:w="1987"/>
+        <w:gridCol w:w="1987"/>
+        <w:gridCol w:w="1987"/>
+        <w:gridCol w:w="1987"/>
+      </w:tblGrid>
+      <w:tr>
+        <w:tc>
+          <w:tcPr>
+            <w:tcW w:type="dxa" w:w="2016"/>
+            <w:shd w:fill="003366"/>
+            <w:tcMar>
+              <w:top w:w="60" w:type="dxa"/>
+              <w:bottom w:w="60" w:type="dxa"/>
+              <w:left w:w="80" w:type="dxa"/>
+              <w:right w:w="80" w:type="dxa"/>
+            </w:tcMar>
+          </w:tcPr>
+          <w:p>
+            <w:r>
+              <w:rPr>
+                <w:b/>
+                <w:color w:val="FFFFFF"/>
+                <w:sz w:val="16"/>
+              </w:rPr>
+              <w:t>Bagian / Kotak UI</w:t>
+            </w:r>
+          </w:p>
+        </w:tc>
+        <w:tc>
+          <w:tcPr>
+            <w:tcW w:type="dxa" w:w="1728"/>
+            <w:shd w:fill="003366"/>
+            <w:tcMar>
+              <w:top w:w="60" w:type="dxa"/>
+              <w:bottom w:w="60" w:type="dxa"/>
+              <w:left w:w="80" w:type="dxa"/>
+              <w:right w:w="80" w:type="dxa"/>
+            </w:tcMar>
+          </w:tcPr>
+          <w:p>
+            <w:r>
+              <w:rPr>
+                <w:b/>
+                <w:color w:val="FFFFFF"/>
+                <w:sz w:val="16"/>
+              </w:rPr>
+              <w:t>Tipe Visual &amp; Posisi</w:t>
+            </w:r>
+          </w:p>
+        </w:tc>
+        <w:tc>
+          <w:tcPr>
+            <w:tcW w:type="dxa" w:w="2304"/>
+            <w:shd w:fill="003366"/>
+            <w:tcMar>
+              <w:top w:w="60" w:type="dxa"/>
+              <w:bottom w:w="60" w:type="dxa"/>
+              <w:left w:w="80" w:type="dxa"/>
+              <w:right w:w="80" w:type="dxa"/>
+            </w:tcMar>
+          </w:tcPr>
+          <w:p>
+            <w:r>
+              <w:rPr>
+                <w:b/>
+                <w:color w:val="FFFFFF"/>
+                <w:sz w:val="16"/>
+              </w:rPr>
+              <w:t>Fungsi &amp; Kegunaan</w:t>
+            </w:r>
+          </w:p>
+        </w:tc>
+        <w:tc>
+          <w:tcPr>
+            <w:tcW w:type="dxa" w:w="2016"/>
+            <w:shd w:fill="003366"/>
+            <w:tcMar>
+              <w:top w:w="60" w:type="dxa"/>
+              <w:bottom w:w="60" w:type="dxa"/>
+              <w:left w:w="80" w:type="dxa"/>
+              <w:right w:w="80" w:type="dxa"/>
+            </w:tcMar>
+          </w:tcPr>
+          <w:p>
+            <w:r>
+              <w:rPr>
+                <w:b/>
+                <w:color w:val="FFFFFF"/>
+                <w:sz w:val="16"/>
+              </w:rPr>
+              <w:t>Sumber Data &amp; Kalkulasi</w:t>
+            </w:r>
+          </w:p>
+        </w:tc>
+        <w:tc>
+          <w:tcPr>
+            <w:tcW w:type="dxa" w:w="1728"/>
+            <w:shd w:fill="003366"/>
+            <w:tcMar>
+              <w:top w:w="60" w:type="dxa"/>
+              <w:bottom w:w="60" w:type="dxa"/>
+              <w:left w:w="80" w:type="dxa"/>
+              <w:right w:w="80" w:type="dxa"/>
+            </w:tcMar>
+          </w:tcPr>
+          <w:p>
+            <w:r>
+              <w:rPr>
+                <w:b/>
+                <w:color w:val="FFFFFF"/>
+                <w:sz w:val="16"/>
+              </w:rPr>
+              <w:t>Interaktivitas &amp; Aksi</w:t>
+            </w:r>
+          </w:p>
+        </w:tc>
+      </w:tr>
+      <w:tr>
+        <w:tc>
+          <w:tcPr>
+            <w:tcW w:type="dxa" w:w="2016"/>
+            <w:shd w:fill="FFFFFF"/>
+            <w:tcMar>
+              <w:top w:w="60" w:type="dxa"/>
+              <w:bottom w:w="60" w:type="dxa"/>
+              <w:left w:w="80" w:type="dxa"/>
+              <w:right w:w="80" w:type="dxa"/>
+            </w:tcMar>
+          </w:tcPr>
+          <w:p>
+            <w:r>
+              <w:rPr>
+                <w:b/>
+                <w:color w:val="003366"/>
+                <w:sz w:val="15"/>
+              </w:rPr>
+              <w:t>Kotak [A]: User Profile Hero Banner</w:t>
+            </w:r>
+          </w:p>
+        </w:tc>
+        <w:tc>
+          <w:tcPr>
+            <w:tcW w:type="dxa" w:w="1728"/>
+            <w:shd w:fill="FFFFFF"/>
+            <w:tcMar>
+              <w:top w:w="60" w:type="dxa"/>
+              <w:bottom w:w="60" w:type="dxa"/>
+              <w:left w:w="80" w:type="dxa"/>
+              <w:right w:w="80" w:type="dxa"/>
+            </w:tcMar>
+          </w:tcPr>
+          <w:p>
+            <w:r>
+              <w:rPr>
+                <w:sz w:val="15"/>
+              </w:rPr>
+              <w:t>Hero Banner Card (Paling Atas)</w:t>
+            </w:r>
+          </w:p>
+        </w:tc>
+        <w:tc>
+          <w:tcPr>
+            <w:tcW w:type="dxa" w:w="2304"/>
+            <w:shd w:fill="FFFFFF"/>
+            <w:tcMar>
+              <w:top w:w="60" w:type="dxa"/>
+              <w:bottom w:w="60" w:type="dxa"/>
+              <w:left w:w="80" w:type="dxa"/>
+              <w:right w:w="80" w:type="dxa"/>
+            </w:tcMar>
+          </w:tcPr>
+          <w:p>
+            <w:r>
+              <w:rPr>
+                <w:sz w:val="15"/>
+              </w:rPr>
+              <w:t>Menampilkan avatar pengguna, nama lengkap, NIP resmi pegawai, badge hak akses peran (SUPER_ADMIN / DISPATCHER), dan kantor cabang tugas.</w:t>
+            </w:r>
+          </w:p>
+        </w:tc>
+        <w:tc>
+          <w:tcPr>
+            <w:tcW w:type="dxa" w:w="2016"/>
+            <w:shd w:fill="FFFFFF"/>
+            <w:tcMar>
+              <w:top w:w="60" w:type="dxa"/>
+              <w:bottom w:w="60" w:type="dxa"/>
+              <w:left w:w="80" w:type="dxa"/>
+              <w:right w:w="80" w:type="dxa"/>
+            </w:tcMar>
+          </w:tcPr>
+          <w:p>
+            <w:r>
+              <w:rPr>
+                <w:sz w:val="15"/>
+              </w:rPr>
+              <w:t>Dokumen user aktif dari token JWT / session</w:t>
+            </w:r>
+          </w:p>
+        </w:tc>
+        <w:tc>
+          <w:tcPr>
+            <w:tcW w:type="dxa" w:w="1728"/>
+            <w:shd w:fill="FFFFFF"/>
+            <w:tcMar>
+              <w:top w:w="60" w:type="dxa"/>
+              <w:bottom w:w="60" w:type="dxa"/>
+              <w:left w:w="80" w:type="dxa"/>
+              <w:right w:w="80" w:type="dxa"/>
+            </w:tcMar>
+          </w:tcPr>
+          <w:p>
+            <w:r>
+              <w:rPr>
+                <w:sz w:val="15"/>
+              </w:rPr>
+              <w:t>Tombol unggah foto avatar profil baru.</w:t>
+            </w:r>
+          </w:p>
+        </w:tc>
+      </w:tr>
+      <w:tr>
+        <w:tc>
+          <w:tcPr>
+            <w:tcW w:type="dxa" w:w="2016"/>
+            <w:shd w:fill="F9FAFB"/>
+            <w:tcMar>
+              <w:top w:w="60" w:type="dxa"/>
+              <w:bottom w:w="60" w:type="dxa"/>
+              <w:left w:w="80" w:type="dxa"/>
+              <w:right w:w="80" w:type="dxa"/>
+            </w:tcMar>
+          </w:tcPr>
+          <w:p>
+            <w:r>
+              <w:rPr>
+                <w:b/>
+                <w:color w:val="003366"/>
+                <w:sz w:val="15"/>
+              </w:rPr>
+              <w:t>Kotak [B]: Personal &amp; Office Info Form</w:t>
+            </w:r>
+          </w:p>
+        </w:tc>
+        <w:tc>
+          <w:tcPr>
+            <w:tcW w:type="dxa" w:w="1728"/>
+            <w:shd w:fill="F9FAFB"/>
+            <w:tcMar>
+              <w:top w:w="60" w:type="dxa"/>
+              <w:bottom w:w="60" w:type="dxa"/>
+              <w:left w:w="80" w:type="dxa"/>
+              <w:right w:w="80" w:type="dxa"/>
+            </w:tcMar>
+          </w:tcPr>
+          <w:p>
+            <w:r>
+              <w:rPr>
+                <w:sz w:val="15"/>
+              </w:rPr>
+              <w:t>Spatial Form Card (Tengah Kiri)</w:t>
+            </w:r>
+          </w:p>
+        </w:tc>
+        <w:tc>
+          <w:tcPr>
+            <w:tcW w:type="dxa" w:w="2304"/>
+            <w:shd w:fill="F9FAFB"/>
+            <w:tcMar>
+              <w:top w:w="60" w:type="dxa"/>
+              <w:bottom w:w="60" w:type="dxa"/>
+              <w:left w:w="80" w:type="dxa"/>
+              <w:right w:w="80" w:type="dxa"/>
+            </w:tcMar>
+          </w:tcPr>
+          <w:p>
+            <w:r>
+              <w:rPr>
+                <w:sz w:val="15"/>
+              </w:rPr>
+              <w:t>Formulir pembaruan data personel: Nama Lengkap, NIP, Username, Alamat Email Resmi (@posindonesia.co.id), Nomor WhatsApp/Telepon, Cabang Tugas.</w:t>
+            </w:r>
+          </w:p>
+        </w:tc>
+        <w:tc>
+          <w:tcPr>
+            <w:tcW w:type="dxa" w:w="2016"/>
+            <w:shd w:fill="F9FAFB"/>
+            <w:tcMar>
+              <w:top w:w="60" w:type="dxa"/>
+              <w:bottom w:w="60" w:type="dxa"/>
+              <w:left w:w="80" w:type="dxa"/>
+              <w:right w:w="80" w:type="dxa"/>
+            </w:tcMar>
+          </w:tcPr>
+          <w:p>
+            <w:r>
+              <w:rPr>
+                <w:sz w:val="15"/>
+              </w:rPr>
+              <w:t>Koleksi MongoDB `users`</w:t>
+            </w:r>
+          </w:p>
+        </w:tc>
+        <w:tc>
+          <w:tcPr>
+            <w:tcW w:type="dxa" w:w="1728"/>
+            <w:shd w:fill="F9FAFB"/>
+            <w:tcMar>
+              <w:top w:w="60" w:type="dxa"/>
+              <w:bottom w:w="60" w:type="dxa"/>
+              <w:left w:w="80" w:type="dxa"/>
+              <w:right w:w="80" w:type="dxa"/>
+            </w:tcMar>
+          </w:tcPr>
+          <w:p>
+            <w:r>
+              <w:rPr>
+                <w:sz w:val="15"/>
+              </w:rPr>
+              <w:t>Validasi format email dan nomor telepon, tombol '💾 Simpan Perubahan Profil'.</w:t>
+            </w:r>
+          </w:p>
+        </w:tc>
+      </w:tr>
+      <w:tr>
+        <w:tc>
+          <w:tcPr>
+            <w:tcW w:type="dxa" w:w="2016"/>
+            <w:shd w:fill="FFFFFF"/>
+            <w:tcMar>
+              <w:top w:w="60" w:type="dxa"/>
+              <w:bottom w:w="60" w:type="dxa"/>
+              <w:left w:w="80" w:type="dxa"/>
+              <w:right w:w="80" w:type="dxa"/>
+            </w:tcMar>
+          </w:tcPr>
+          <w:p>
+            <w:r>
+              <w:rPr>
+                <w:b/>
+                <w:color w:val="003366"/>
+                <w:sz w:val="15"/>
+              </w:rPr>
+              <w:t>Kotak [C]: Security &amp; Password Card</w:t>
+            </w:r>
+          </w:p>
+        </w:tc>
+        <w:tc>
+          <w:tcPr>
+            <w:tcW w:type="dxa" w:w="1728"/>
+            <w:shd w:fill="FFFFFF"/>
+            <w:tcMar>
+              <w:top w:w="60" w:type="dxa"/>
+              <w:bottom w:w="60" w:type="dxa"/>
+              <w:left w:w="80" w:type="dxa"/>
+              <w:right w:w="80" w:type="dxa"/>
+            </w:tcMar>
+          </w:tcPr>
+          <w:p>
+            <w:r>
+              <w:rPr>
+                <w:sz w:val="15"/>
+              </w:rPr>
+              <w:t>Spatial Form Card (Tengah Kanan)</w:t>
+            </w:r>
+          </w:p>
+        </w:tc>
+        <w:tc>
+          <w:tcPr>
+            <w:tcW w:type="dxa" w:w="2304"/>
+            <w:shd w:fill="FFFFFF"/>
+            <w:tcMar>
+              <w:top w:w="60" w:type="dxa"/>
+              <w:bottom w:w="60" w:type="dxa"/>
+              <w:left w:w="80" w:type="dxa"/>
+              <w:right w:w="80" w:type="dxa"/>
+            </w:tcMar>
+          </w:tcPr>
+          <w:p>
+            <w:r>
+              <w:rPr>
+                <w:sz w:val="15"/>
+              </w:rPr>
+              <w:t>Formulir perubahan kata sandi (Password Lama, Password Baru, Konfirmasi Password) serta indikator keamanan status Two-Factor Auth (2FA).</w:t>
+            </w:r>
+          </w:p>
+        </w:tc>
+        <w:tc>
+          <w:tcPr>
+            <w:tcW w:type="dxa" w:w="2016"/>
+            <w:shd w:fill="FFFFFF"/>
+            <w:tcMar>
+              <w:top w:w="60" w:type="dxa"/>
+              <w:bottom w:w="60" w:type="dxa"/>
+              <w:left w:w="80" w:type="dxa"/>
+              <w:right w:w="80" w:type="dxa"/>
+            </w:tcMar>
+          </w:tcPr>
+          <w:p>
+            <w:r>
+              <w:rPr>
+                <w:sz w:val="15"/>
+              </w:rPr>
+              <w:t>Endpoint POST /api/auth/change-password</w:t>
+            </w:r>
+          </w:p>
+        </w:tc>
+        <w:tc>
+          <w:tcPr>
+            <w:tcW w:type="dxa" w:w="1728"/>
+            <w:shd w:fill="FFFFFF"/>
+            <w:tcMar>
+              <w:top w:w="60" w:type="dxa"/>
+              <w:bottom w:w="60" w:type="dxa"/>
+              <w:left w:w="80" w:type="dxa"/>
+              <w:right w:w="80" w:type="dxa"/>
+            </w:tcMar>
+          </w:tcPr>
+          <w:p>
+            <w:r>
+              <w:rPr>
+                <w:sz w:val="15"/>
+              </w:rPr>
+              <w:t>Enkripsi password menggunakan Bcrypt hash dengan salt rounds standar industri, tombol '🔒 Perbarui Kata Sandi'.</w:t>
+            </w:r>
+          </w:p>
+        </w:tc>
+      </w:tr>
+      <w:tr>
+        <w:tc>
+          <w:tcPr>
+            <w:tcW w:type="dxa" w:w="2016"/>
+            <w:shd w:fill="F9FAFB"/>
+            <w:tcMar>
+              <w:top w:w="60" w:type="dxa"/>
+              <w:bottom w:w="60" w:type="dxa"/>
+              <w:left w:w="80" w:type="dxa"/>
+              <w:right w:w="80" w:type="dxa"/>
+            </w:tcMar>
+          </w:tcPr>
+          <w:p>
+            <w:r>
+              <w:rPr>
+                <w:b/>
+                <w:color w:val="003366"/>
+                <w:sz w:val="15"/>
+              </w:rPr>
+              <w:t>Kotak [D]: Recent Activity Audit Trail</w:t>
+            </w:r>
+          </w:p>
+        </w:tc>
+        <w:tc>
+          <w:tcPr>
+            <w:tcW w:type="dxa" w:w="1728"/>
+            <w:shd w:fill="F9FAFB"/>
+            <w:tcMar>
+              <w:top w:w="60" w:type="dxa"/>
+              <w:bottom w:w="60" w:type="dxa"/>
+              <w:left w:w="80" w:type="dxa"/>
+              <w:right w:w="80" w:type="dxa"/>
+            </w:tcMar>
+          </w:tcPr>
+          <w:p>
+            <w:r>
+              <w:rPr>
+                <w:sz w:val="15"/>
+              </w:rPr>
+              <w:t>Spatial Table Card (Bawah Halaman)</w:t>
+            </w:r>
+          </w:p>
+        </w:tc>
+        <w:tc>
+          <w:tcPr>
+            <w:tcW w:type="dxa" w:w="2304"/>
+            <w:shd w:fill="F9FAFB"/>
+            <w:tcMar>
+              <w:top w:w="60" w:type="dxa"/>
+              <w:bottom w:w="60" w:type="dxa"/>
+              <w:left w:w="80" w:type="dxa"/>
+              <w:right w:w="80" w:type="dxa"/>
+            </w:tcMar>
+          </w:tcPr>
+          <w:p>
+            <w:r>
+              <w:rPr>
+                <w:sz w:val="15"/>
+              </w:rPr>
+              <w:t>Tabel jejak audit aktivitas sesi login: Timestamp WIB, Alamat IP perangkat, Tipe Browser / OS, dan status sesi (Active / Logged Out).</w:t>
+            </w:r>
+          </w:p>
+        </w:tc>
+        <w:tc>
+          <w:tcPr>
+            <w:tcW w:type="dxa" w:w="2016"/>
+            <w:shd w:fill="F9FAFB"/>
+            <w:tcMar>
+              <w:top w:w="60" w:type="dxa"/>
+              <w:bottom w:w="60" w:type="dxa"/>
+              <w:left w:w="80" w:type="dxa"/>
+              <w:right w:w="80" w:type="dxa"/>
+            </w:tcMar>
+          </w:tcPr>
+          <w:p>
+            <w:r>
+              <w:rPr>
+                <w:sz w:val="15"/>
+              </w:rPr>
+              <w:t>Log sesi keamanan akun</w:t>
+            </w:r>
+          </w:p>
+        </w:tc>
+        <w:tc>
+          <w:tcPr>
+            <w:tcW w:type="dxa" w:w="1728"/>
+            <w:shd w:fill="F9FAFB"/>
+            <w:tcMar>
+              <w:top w:w="60" w:type="dxa"/>
+              <w:bottom w:w="60" w:type="dxa"/>
+              <w:left w:w="80" w:type="dxa"/>
+              <w:right w:w="80" w:type="dxa"/>
+            </w:tcMar>
+          </w:tcPr>
+          <w:p>
+            <w:r>
+              <w:rPr>
+                <w:sz w:val="15"/>
+              </w:rPr>
+              <w:t>Pencegahan akses tidak sah dan transparansi jejak operasional pengguna.</w:t>
+            </w:r>
+          </w:p>
+        </w:tc>
+      </w:tr>
+    </w:tbl>
+    <w:p/>
+    <w:p>
+      <w:pPr>
+        <w:pStyle w:val="Heading2"/>
+      </w:pPr>
+      <w:r>
+        <w:rPr>
+          <w:b/>
+          <w:color w:val="003366"/>
+          <w:sz w:val="23"/>
+        </w:rPr>
+        <w:t>3. Aturan Bisnis &amp; Kebijakan Keamanan Akun</w:t>
       </w:r>
     </w:p>
     <w:p>
       <w:pPr>
-        <w:spacing w:after="80" w:line="276" w:lineRule="auto"/>
-        <w:ind w:left="360"/>
+        <w:pStyle w:val="ListBullet"/>
+      </w:pPr>
+      <w:r>
+        <w:rPr>
+          <w:sz w:val="18"/>
+        </w:rPr>
+        <w:t>Keamanan Kata Sandi: Kata sandi baru wajib memenuhi kriteria minimal 8 karakter dan di-hash menggunakan algoritma Bcrypt.</w:t>
+      </w:r>
+    </w:p>
+    <w:p>
+      <w:pPr>
+        <w:pStyle w:val="ListBullet"/>
+      </w:pPr>
+      <w:r>
+        <w:rPr>
+          <w:sz w:val="18"/>
+        </w:rPr>
+        <w:t>Pemisahan Hak Akses (RBAC): Hak akses role (Super Admin vs Operator) hanya dapat diubah oleh akun dengan level Super Admin.</w:t>
+      </w:r>
+    </w:p>
+    <w:p>
+      <w:pPr>
+        <w:pStyle w:val="Heading2"/>
       </w:pPr>
       <w:r>
         <w:rPr>
           <w:b/>
-          <w:color w:val="E8431F"/>
+          <w:color w:val="003366"/>
+          <w:sz w:val="23"/>
         </w:rPr>
-        <w:t xml:space="preserve">• </w:t>
-      </w:r>
-      <w:r>
-        <w:rPr>
-          <w:rFonts w:ascii="Arial" w:hAnsi="Arial"/>
-          <w:color w:val="334155"/>
-          <w:sz w:val="19"/>
-        </w:rPr>
-        <w:t>Kartu Informasi Pengguna dengan Badge Hak Akses (SUPER_ADMIN / OPERATOR)</w:t>
+        <w:t>4. Alur Penggunaan Operator (User Flow)</w:t>
       </w:r>
     </w:p>
     <w:p>
       <w:pPr>
-        <w:spacing w:after="80" w:line="276" w:lineRule="auto"/>
-        <w:ind w:left="360"/>
+        <w:pStyle w:val="ListBullet"/>
       </w:pPr>
       <w:r>
         <w:rPr>
-          <w:b/>
-          <w:color w:val="E8431F"/>
+          <w:sz w:val="18"/>
         </w:rPr>
-        <w:t xml:space="preserve">• </w:t>
-      </w:r>
-      <w:r>
-        <w:rPr>
-          <w:rFonts w:ascii="Arial" w:hAnsi="Arial"/>
-          <w:color w:val="334155"/>
-          <w:sz w:val="19"/>
-        </w:rPr>
-        <w:t>Form Update Informasi Profil &amp; Alamat Email</w:t>
+        <w:t>1. Pengguna membuka halaman Profil (/profile) melalui menu avatar di navigasi atas.</w:t>
       </w:r>
     </w:p>
     <w:p>
       <w:pPr>
-        <w:spacing w:after="80" w:line="276" w:lineRule="auto"/>
-        <w:ind w:left="360"/>
+        <w:pStyle w:val="ListBullet"/>
       </w:pPr>
       <w:r>
         <w:rPr>
-          <w:b/>
-          <w:color w:val="E8431F"/>
+          <w:sz w:val="18"/>
         </w:rPr>
-        <w:t xml:space="preserve">• </w:t>
-      </w:r>
-      <w:r>
-        <w:rPr>
-          <w:rFonts w:ascii="Arial" w:hAnsi="Arial"/>
-          <w:color w:val="334155"/>
-          <w:sz w:val="19"/>
-        </w:rPr>
-        <w:t>Form Ganti Password Sesi Login</w:t>
+        <w:t>2. Pengguna memeriksa kesesuaian unit kerja dan nomor kontak WhatsApp aktif.</w:t>
       </w:r>
     </w:p>
     <w:p>
       <w:pPr>
-        <w:spacing w:after="80" w:line="276" w:lineRule="auto"/>
-        <w:ind w:left="360"/>
+        <w:pStyle w:val="ListBullet"/>
       </w:pPr>
       <w:r>
         <w:rPr>
-          <w:b/>
-          <w:color w:val="E8431F"/>
+          <w:sz w:val="18"/>
         </w:rPr>
-        <w:t xml:space="preserve">• </w:t>
+        <w:t>3. Pengguna dapat mengubah kata sandi secara berkala untuk menjaga keamanan akun.</w:t>
       </w:r>
+    </w:p>
+    <w:p>
+      <w:pPr>
+        <w:pStyle w:val="ListBullet"/>
+      </w:pPr>
       <w:r>
         <w:rPr>
-          <w:rFonts w:ascii="Arial" w:hAnsi="Arial"/>
-          <w:color w:val="334155"/>
-          <w:sz w:val="19"/>
+          <w:sz w:val="18"/>
         </w:rPr>
-        <w:t>Riwayat Sesi Aktivitas Login User</w:t>
+        <w:t>4. Pengguna meninjau log aktivitas login untuk memastikan tidak ada aktivitas mencurigakan dari IP asing.</w:t>
       </w:r>
     </w:p>
     <w:sectPr>
       <w:pgSz w:w="12240" w:h="15840"/>
-      <w:pgMar w:top="1152" w:right="1296" w:bottom="1152" w:left="1296" w:header="720" w:footer="720" w:gutter="0"/>
+      <w:pgMar w:top="1152" w:right="1152" w:bottom="1152" w:left="1152" w:header="720" w:footer="720" w:gutter="0"/>
       <w:cols w:space="720"/>
       <w:docGrid w:linePitch="360"/>
     </w:sectPr>
@@ -890,6 +1512,11 @@
     <w:name w:val="Normal"/>
     <w:qFormat/>
     <w:rsid w:val="00FC693F"/>
+    <w:rPr>
+      <w:rFonts w:ascii="Calibri" w:hAnsi="Calibri"/>
+      <w:color w:val="222222"/>
+      <w:sz w:val="20"/>
+    </w:rPr>
   </w:style>
   <w:style w:type="paragraph" w:styleId="Header">
     <w:name w:val="header"/>
